--- a/astro-site/public/dl/plan-negocio-paellero-eventos/modelos-contrato-paellero-eventos.docx
+++ b/astro-site/public/dl/plan-negocio-paellero-eventos/modelos-contrato-paellero-eventos.docx
@@ -39,7 +39,7 @@
           <w:color w:val="C4974A"/>
           <w:sz w:val="24"/>
         </w:rPr>
-        <w:t>Plantillas validadas con asesor legal — adapta nombre, fecha, importe e importes</w:t>
+        <w:t>Plantillas validadas con asesor legal — adapta nombre, fecha, importe y demás datos</w:t>
       </w:r>
     </w:p>
     <w:p>
@@ -249,7 +249,7 @@
         <w:spacing w:after="40"/>
       </w:pPr>
       <w:r>
-        <w:t>Cancelación con más de 30 días de antelación: devolución del 100 % del anticipo.</w:t>
+        <w:t>Cancelación por el Cliente con más de 60 días de antelación: el Cliente abonará el 30 % del importe total del servicio (cubierto con el anticipo ya entregado).</w:t>
       </w:r>
     </w:p>
     <w:p>
@@ -258,7 +258,7 @@
         <w:spacing w:after="40"/>
       </w:pPr>
       <w:r>
-        <w:t>Cancelación entre 30 y 15 días antes del evento: retención del 50 % del anticipo.</w:t>
+        <w:t>Cancelación por el Cliente entre 60 y 30 días antes del evento: el Cliente abonará el 50 % del importe total del servicio.</w:t>
       </w:r>
     </w:p>
     <w:p>
@@ -267,7 +267,7 @@
         <w:spacing w:after="40"/>
       </w:pPr>
       <w:r>
-        <w:t>Cancelación con menos de 15 días: pérdida total del anticipo.</w:t>
+        <w:t>Cancelación por el Cliente con menos de 30 días de antelación: el Cliente abonará el 75 % del importe total del servicio.</w:t>
       </w:r>
     </w:p>
     <w:p>
@@ -276,7 +276,16 @@
         <w:spacing w:after="40"/>
       </w:pPr>
       <w:r>
-        <w:t>Cancelación con menos de 7 días: el Cliente abonará el 100 % del importe acordado.</w:t>
+        <w:t>Cancelación por el Cliente en las 72 horas previas al evento: el Cliente abonará el 100 % del importe total del servicio.</w:t>
+      </w:r>
+    </w:p>
+    <w:p>
+      <w:pPr>
+        <w:pStyle w:val="ListBullet"/>
+        <w:spacing w:after="40"/>
+      </w:pPr>
+      <w:r>
+        <w:t>Cancelación por el Paellero sin causa justificada: el Paellero devolverá al Cliente todas las cantidades recibidas y le abonará, además, una indemnización equivalente a la que correspondería al Cliente según la escala anterior en función de la antelación con la que se produzca la cancelación. Quedan exceptuados los supuestos de fuerza mayor de la cláusula quinta.</w:t>
       </w:r>
     </w:p>
     <w:p>
@@ -371,7 +380,7 @@
         <w:spacing w:after="120"/>
       </w:pPr>
       <w:r>
-        <w:t>Para cualquier controversia derivada del presente contrato, ambas partes se someten a los Juzgados y Tribunales de [Ciudad], renunciando expresamente a su propio fuero.</w:t>
+        <w:t>Para cualquier controversia derivada del presente contrato, al tratarse de un contrato con consumidor serán competentes los Juzgados y Tribunales del domicilio del Cliente. Si el Cliente contrata como empresa, serán competentes los Juzgados y Tribunales de [Ciudad] que las partes pacten.</w:t>
       </w:r>
     </w:p>
     <w:p>
@@ -460,7 +469,7 @@
         <w:spacing w:after="120"/>
       </w:pPr>
       <w:r>
-        <w:t>El precio acordado se factura directamente a la Agencia, según las condiciones del Anexo III (Anexo Tarifario). La Agencia gestionará el cobro al Cliente Final en su nombre. La factura del Paellero se emitirá a la Agencia con IVA al 21 %.</w:t>
+        <w:t>El precio acordado se factura directamente a la Agencia, según las condiciones del Anexo III (Anexo Tarifario). La Agencia gestionará el cobro al Cliente Final en su nombre. La factura del Paellero se emitirá a la Agencia con IVA al 10 % (servicio de hostelería, art. 91.Uno.2.2.º de la Ley 37/1992 del IVA).</w:t>
       </w:r>
     </w:p>
     <w:p>
@@ -840,13 +849,35 @@
       </w:r>
     </w:p>
     <w:sectPr>
-      <w:pgSz w:w="12240" w:h="15840"/>
+      <w:headerReference w:type="default" r:id="rId9"/>
+      <w:footerReference w:type="default" r:id="rId10"/>
+      <w:pgSz w:w="11906" w:h="16838"/>
       <w:pgMar w:top="1440" w:right="1800" w:bottom="1440" w:left="1800" w:header="720" w:footer="720" w:gutter="0"/>
       <w:cols w:space="720"/>
       <w:docGrid w:linePitch="360"/>
     </w:sectPr>
   </w:body>
 </w:document>
+</file>
+
+<file path=word/footer1.xml><?xml version="1.0" encoding="utf-8"?>
+<w:ftr xmlns:m="http://schemas.openxmlformats.org/officeDocument/2006/math" xmlns:mc="http://schemas.openxmlformats.org/markup-compatibility/2006" xmlns:mo="http://schemas.microsoft.com/office/mac/office/2008/main" xmlns:mv="urn:schemas-microsoft-com:mac:vml" xmlns:o="urn:schemas-microsoft-com:office:office" xmlns:r="http://schemas.openxmlformats.org/officeDocument/2006/relationships" xmlns:v="urn:schemas-microsoft-com:vml" xmlns:w10="urn:schemas-microsoft-com:office:word" xmlns:w14="http://schemas.microsoft.com/office/word/2010/wordml" xmlns:w="http://schemas.openxmlformats.org/wordprocessingml/2006/main" xmlns:wne="http://schemas.microsoft.com/office/word/2006/wordml" xmlns:wp14="http://schemas.microsoft.com/office/word/2010/wordprocessingDrawing" xmlns:wp="http://schemas.openxmlformats.org/drawingml/2006/wordprocessingDrawing" xmlns:wpc="http://schemas.microsoft.com/office/word/2010/wordprocessingCanvas" xmlns:wpg="http://schemas.microsoft.com/office/word/2010/wordprocessingGroup" xmlns:wpi="http://schemas.microsoft.com/office/word/2010/wordprocessingInk" xmlns:wps="http://schemas.microsoft.com/office/word/2010/wordprocessingShape" mc:Ignorable="w14 wp14">
+  <w:p>
+    <w:pPr>
+      <w:pStyle w:val="Footer"/>
+    </w:pPr>
+  </w:p>
+</w:ftr>
+</file>
+
+<file path=word/header1.xml><?xml version="1.0" encoding="utf-8"?>
+<w:hdr xmlns:m="http://schemas.openxmlformats.org/officeDocument/2006/math" xmlns:mc="http://schemas.openxmlformats.org/markup-compatibility/2006" xmlns:mo="http://schemas.microsoft.com/office/mac/office/2008/main" xmlns:mv="urn:schemas-microsoft-com:mac:vml" xmlns:o="urn:schemas-microsoft-com:office:office" xmlns:r="http://schemas.openxmlformats.org/officeDocument/2006/relationships" xmlns:v="urn:schemas-microsoft-com:vml" xmlns:w10="urn:schemas-microsoft-com:office:word" xmlns:w14="http://schemas.microsoft.com/office/word/2010/wordml" xmlns:w="http://schemas.openxmlformats.org/wordprocessingml/2006/main" xmlns:wne="http://schemas.microsoft.com/office/word/2006/wordml" xmlns:wp14="http://schemas.microsoft.com/office/word/2010/wordprocessingDrawing" xmlns:wp="http://schemas.openxmlformats.org/drawingml/2006/wordprocessingDrawing" xmlns:wpc="http://schemas.microsoft.com/office/word/2010/wordprocessingCanvas" xmlns:wpg="http://schemas.microsoft.com/office/word/2010/wordprocessingGroup" xmlns:wpi="http://schemas.microsoft.com/office/word/2010/wordprocessingInk" xmlns:wps="http://schemas.microsoft.com/office/word/2010/wordprocessingShape" mc:Ignorable="w14 wp14">
+  <w:p>
+    <w:pPr>
+      <w:pStyle w:val="Header"/>
+    </w:pPr>
+  </w:p>
+</w:hdr>
 </file>
 
 <file path=word/numbering.xml><?xml version="1.0" encoding="utf-8"?>

--- a/astro-site/public/dl/plan-negocio-paellero-eventos/modelos-contrato-paellero-eventos.docx
+++ b/astro-site/public/dl/plan-negocio-paellero-eventos/modelos-contrato-paellero-eventos.docx
@@ -39,7 +39,7 @@
           <w:color w:val="C4974A"/>
           <w:sz w:val="24"/>
         </w:rPr>
-        <w:t>Plantillas validadas con asesor legal — adapta nombre, fecha, importe y demás datos</w:t>
+        <w:t>Plantillas orientativas: revísalas con tu asesor antes de usarlas y adapta nombre, fecha, importe y demás datos</w:t>
       </w:r>
     </w:p>
     <w:p>
@@ -229,7 +229,7 @@
         <w:spacing w:after="40"/>
       </w:pPr>
       <w:r>
-        <w:t>Forma de pago: transferencia bancaria a IBAN [IBAN del Paellero] o efectivo el día del evento.</w:t>
+        <w:t>Forma de pago: transferencia bancaria a IBAN [IBAN del Paellero] o en efectivo el día del evento, solo hasta 1.000 € (límite de pagos en efectivo entre un empresario y un consumidor, art. 7 de la Ley 7/2012).</w:t>
       </w:r>
     </w:p>
     <w:p>
@@ -289,6 +289,14 @@
       </w:r>
     </w:p>
     <w:p>
+      <w:pPr>
+        <w:spacing w:after="120"/>
+      </w:pPr>
+      <w:r>
+        <w:t>Al tratarse de un servicio de comida con fecha determinada, el Cliente no dispone del derecho de desistimiento (art. 103.l del Texto Refundido de la Ley General para la Defensa de los Consumidores y Usuarios).</w:t>
+      </w:r>
+    </w:p>
+    <w:p>
       <w:r>
         <w:rPr>
           <w:rFonts w:ascii="Cambria" w:hAnsi="Cambria"/>
@@ -304,7 +312,7 @@
         <w:spacing w:after="120"/>
       </w:pPr>
       <w:r>
-        <w:t>En caso de fuerza mayor (catástrofe natural, prohibición administrativa, condiciones meteorológicas extremas declaradas por AEMET, intervención de la autoridad sanitaria), ambas partes podrán reprogramar el evento sin coste adicional. Si la reprogramación no es posible, se devolverá el anticipo al Cliente íntegramente.</w:t>
+        <w:t>En caso de fuerza mayor (catástrofe natural, prohibición administrativa, condiciones meteorológicas extremas declaradas por AEMET, intervención de la autoridad sanitaria, la prohibición del uso del fuego o del gas por la época o el nivel de peligro de incendios), ambas partes podrán reprogramar el evento sin coste adicional. Antes de reprogramar, las partes intentarán el plan B pactado en el briefing (cocina del recinto o equipos sin llama). Si la reprogramación no es posible, se devolverá el anticipo al Cliente íntegramente.</w:t>
       </w:r>
     </w:p>
     <w:p>
@@ -628,6 +636,25 @@
       </w:pPr>
       <w:r>
         <w:t>Menos de 15 días: facturación 100 % del importe + factura por gestión.</w:t>
+      </w:r>
+    </w:p>
+    <w:p>
+      <w:r>
+        <w:rPr>
+          <w:rFonts w:ascii="Cambria" w:hAnsi="Cambria"/>
+          <w:b/>
+          <w:color w:val="0A0908"/>
+          <w:sz w:val="30"/>
+        </w:rPr>
+        <w:t>QUINTA BIS — Fuerza mayor</w:t>
+      </w:r>
+    </w:p>
+    <w:p>
+      <w:pPr>
+        <w:spacing w:after="120"/>
+      </w:pPr>
+      <w:r>
+        <w:t>En caso de fuerza mayor (catástrofe natural, prohibición administrativa, condiciones meteorológicas extremas declaradas por AEMET, intervención de la autoridad sanitaria o prohibición del uso del fuego o del gas por la época o el nivel de peligro de incendios), las partes intentarán primero el plan B pactado en el Anexo I (cocina del recinto o equipos sin llama); si no es posible, reprogramarán el evento sin coste adicional, y si la reprogramación tampoco lo es, el Paellero devolverá íntegramente el anticipo a la Agencia.</w:t>
       </w:r>
     </w:p>
     <w:p>

--- a/astro-site/public/dl/plan-negocio-paellero-eventos/modelos-contrato-paellero-eventos.docx
+++ b/astro-site/public/dl/plan-negocio-paellero-eventos/modelos-contrato-paellero-eventos.docx
@@ -83,7 +83,7 @@
         <w:spacing w:after="120"/>
       </w:pPr>
       <w:r>
-        <w:t>REUNIDOS: De una parte, [Nombre del Paellero], con NIF [NIF], domicilio fiscal [Dirección], en calidad de profesional autónomo (en adelante, "el Paellero").</w:t>
+        <w:t>REUNIDOS: De una parte, [Nombre del Paellero], con NIF [NIF], domicilio fiscal [Dirección], en nombre propio o en representación de [Razón social del Paellero] (en adelante, "el Paellero").</w:t>
       </w:r>
     </w:p>
     <w:p>
@@ -229,7 +229,7 @@
         <w:spacing w:after="40"/>
       </w:pPr>
       <w:r>
-        <w:t>Forma de pago: transferencia bancaria a IBAN [IBAN del Paellero] o en efectivo el día del evento, solo hasta 1.000 € (límite de pagos en efectivo entre un empresario y un consumidor, art. 7 de la Ley 7/2012).</w:t>
+        <w:t>Forma de pago: transferencia bancaria a IBAN [IBAN del Paellero] o en efectivo el día del evento solo si el pago es inferior a 1.000 € (la ley prohíbe pagar en efectivo 1.000 € o más entre un empresario y un consumidor, art. 7 de la Ley 7/2012).</w:t>
       </w:r>
     </w:p>
     <w:p>
@@ -350,7 +350,7 @@
         <w:spacing w:after="120"/>
       </w:pPr>
       <w:r>
-        <w:t>El Paellero tratará los datos personales del Cliente conforme a la normativa RGPD vigente. Los datos serán utilizados exclusivamente para la gestión del presente contrato. El Cliente podrá ejercer sus derechos de acceso, rectificación y supresión escribiendo a [email del Paellero].</w:t>
+        <w:t>El Paellero tratará los datos personales del Cliente conforme a la normativa RGPD vigente. Los datos serán utilizados exclusivamente para la gestión del presente contrato. El Cliente podrá ejercer sus derechos de acceso, rectificación, supresión, limitación, portabilidad y oposición escribiendo a [email del Paellero].</w:t>
       </w:r>
     </w:p>
     <w:p>
@@ -431,7 +431,7 @@
         <w:spacing w:after="120"/>
       </w:pPr>
       <w:r>
-        <w:t>REUNIDOS: De una parte, [Nombre del Paellero], con NIF [NIF], en calidad de profesional autónomo ("el Paellero").</w:t>
+        <w:t>REUNIDOS: De una parte, [Nombre del Paellero], con NIF [NIF], en nombre propio o en representación de [Razón social del Paellero] ("el Paellero").</w:t>
       </w:r>
     </w:p>
     <w:p>
@@ -515,7 +515,7 @@
         <w:spacing w:after="40"/>
       </w:pPr>
       <w:r>
-        <w:t>Penalización por demora: interés legal del dinero + 2 puntos en caso de retraso superior a 15 días.</w:t>
+        <w:t>Penalización por demora: el interés de demora del art. 7 de la Ley 3/2004 en caso de retraso superior a 15 días.</w:t>
       </w:r>
     </w:p>
     <w:p>
@@ -635,7 +635,7 @@
         <w:spacing w:after="40"/>
       </w:pPr>
       <w:r>
-        <w:t>Menos de 15 días: facturación 100 % del importe + factura por gestión.</w:t>
+        <w:t>Menos de 15 días: facturación del 100 % del importe.</w:t>
       </w:r>
     </w:p>
     <w:p>
@@ -673,7 +673,7 @@
         <w:spacing w:after="120"/>
       </w:pPr>
       <w:r>
-        <w:t>El Paellero declara tener póliza RC profesional con cobertura ampliada de 1.000.000 €, incluyendo intoxicación alimentaria, daños a terceros e incidente material. La póliza es exclusiva del Paellero — la Agencia no asume responsabilidad por incidentes derivados del servicio.</w:t>
+        <w:t>El Paellero declara tener póliza RC profesional con cobertura de [600.000] € como mínimo, incluyendo intoxicación alimentaria, daños a terceros e incidente material. La póliza es exclusiva del Paellero — la Agencia no asume responsabilidad por incidentes derivados del servicio.</w:t>
       </w:r>
     </w:p>
     <w:p>
